--- a/apps/legal-docs-blueprints/templates/ventas_sociedad/cobertura_inrexsa_sociedad/cobertura_inrexsa_sociedad.docx
+++ b/apps/legal-docs-blueprints/templates/ventas_sociedad/cobertura_inrexsa_sociedad/cobertura_inrexsa_sociedad.docx
@@ -4567,13 +4567,13 @@
     <w:lvl w:ilvl="2">
       <w:start w:val="0"/>
       <w:numFmt w:val="bullet"/>
-      <w:lvlText w:val="●"/>
+      <w:lvlText w:val=""/>
       <w:lvlJc w:val="left"/>
       <w:pPr>
         <w:ind w:left="827" w:hanging="360"/>
       </w:pPr>
       <w:rPr>
-        <w:rFonts w:ascii="Noto Sans Symbols" w:cs="Noto Sans Symbols" w:eastAsia="Noto Sans Symbols" w:hAnsi="Noto Sans Symbols"/>
+        <w:rFonts w:ascii="Symbol" w:hAnsi="Symbol" w:cs="Symbol" w:hint="default"/>
         <w:b w:val="0"/>
         <w:bCs w:val="0"/>
         <w:i w:val="0"/>
